--- a/assets/docs/templates/4-representacao.docx
+++ b/assets/docs/templates/4-representacao.docx
@@ -1374,30 +1374,6 @@
     <w:p>
       <w:pPr>
         <w:pStyle w:val="PargrafodaLista"/>
-        <w:numPr>
-          <w:ilvl w:val="0"/>
-          <w:numId w:val="1"/>
-        </w:numPr>
-        <w:tabs>
-          <w:tab w:val="left" w:pos="6975"/>
-        </w:tabs>
-        <w:rPr>
-          <w:rFonts w:ascii="Palatino Linotype" w:hAnsi="Palatino Linotype"/>
-          <w:sz w:val="21"/>
-          <w:szCs w:val="21"/>
-        </w:rPr>
-      </w:pPr>
-      <w:r>
-        <w:rPr>
-          <w:rFonts w:ascii="Palatino Linotype" w:hAnsi="Palatino Linotype"/>
-          <w:sz w:val="21"/>
-          <w:szCs w:val="21"/>
-        </w:rPr>
-        <w:t>Aposentadoria por idade</w:t>
-      </w:r>
-    </w:p>
-    <w:p>
-      <w:pPr>
         <w:tabs>
           <w:tab w:val="left" w:pos="6975"/>
         </w:tabs>
@@ -1414,126 +1390,33 @@
           <w:sz w:val="21"/>
           <w:szCs w:val="21"/>
         </w:rPr>
+        <w:t xml:space="preserve">({m_b1}) Aposentadoria por idade</w:t>
+      </w:r>
+    </w:p>
+    <w:p>
+      <w:pPr>
+        <w:tabs>
+          <w:tab w:val="left" w:pos="6975"/>
+        </w:tabs>
+        <w:ind w:left="720"/>
+        <w:rPr>
+          <w:rFonts w:ascii="Palatino Linotype" w:hAnsi="Palatino Linotype"/>
+          <w:sz w:val="21"/>
+          <w:szCs w:val="21"/>
+        </w:rPr>
+      </w:pPr>
+      <w:r>
+        <w:rPr>
+          <w:rFonts w:ascii="Palatino Linotype" w:hAnsi="Palatino Linotype"/>
+          <w:sz w:val="21"/>
+          <w:szCs w:val="21"/>
+        </w:rPr>
         <w:t xml:space="preserve">({u_urbana}) urbana ({u_rural}) rural</w:t>
       </w:r>
     </w:p>
     <w:p>
       <w:pPr>
         <w:pStyle w:val="PargrafodaLista"/>
-        <w:numPr>
-          <w:ilvl w:val="0"/>
-          <w:numId w:val="1"/>
-        </w:numPr>
-        <w:tabs>
-          <w:tab w:val="left" w:pos="6975"/>
-        </w:tabs>
-        <w:rPr>
-          <w:rFonts w:ascii="Palatino Linotype" w:hAnsi="Palatino Linotype"/>
-          <w:sz w:val="21"/>
-          <w:szCs w:val="21"/>
-        </w:rPr>
-      </w:pPr>
-      <w:r>
-        <w:rPr>
-          <w:rFonts w:ascii="Segoe UI Symbol" w:hAnsi="Segoe UI Symbol" w:cs="Segoe UI Symbol"/>
-          <w:sz w:val="21"/>
-          <w:szCs w:val="21"/>
-        </w:rPr>
-        <w:t>A</w:t>
-      </w:r>
-      <w:r>
-        <w:rPr>
-          <w:rFonts w:ascii="Palatino Linotype" w:hAnsi="Palatino Linotype"/>
-          <w:sz w:val="21"/>
-          <w:szCs w:val="21"/>
-        </w:rPr>
-        <w:t>posentadoria por tempo de contribui</w:t>
-      </w:r>
-      <w:r>
-        <w:rPr>
-          <w:rFonts w:ascii="Palatino Linotype" w:hAnsi="Palatino Linotype" w:cs="Palatino Linotype"/>
-          <w:sz w:val="21"/>
-          <w:szCs w:val="21"/>
-        </w:rPr>
-        <w:t>çã</w:t>
-      </w:r>
-      <w:r>
-        <w:rPr>
-          <w:rFonts w:ascii="Palatino Linotype" w:hAnsi="Palatino Linotype"/>
-          <w:sz w:val="21"/>
-          <w:szCs w:val="21"/>
-        </w:rPr>
-        <w:t>o</w:t>
-      </w:r>
-    </w:p>
-    <w:p>
-      <w:pPr>
-        <w:pStyle w:val="PargrafodaLista"/>
-        <w:numPr>
-          <w:ilvl w:val="0"/>
-          <w:numId w:val="1"/>
-        </w:numPr>
-        <w:tabs>
-          <w:tab w:val="left" w:pos="6975"/>
-        </w:tabs>
-        <w:rPr>
-          <w:rFonts w:ascii="Palatino Linotype" w:hAnsi="Palatino Linotype"/>
-          <w:sz w:val="21"/>
-          <w:szCs w:val="21"/>
-        </w:rPr>
-      </w:pPr>
-      <w:r>
-        <w:rPr>
-          <w:rFonts w:ascii="Palatino Linotype" w:hAnsi="Palatino Linotype"/>
-          <w:sz w:val="21"/>
-          <w:szCs w:val="21"/>
-        </w:rPr>
-        <w:t>Aposentadoria especial</w:t>
-      </w:r>
-    </w:p>
-    <w:p>
-      <w:pPr>
-        <w:pStyle w:val="PargrafodaLista"/>
-        <w:numPr>
-          <w:ilvl w:val="0"/>
-          <w:numId w:val="1"/>
-        </w:numPr>
-        <w:tabs>
-          <w:tab w:val="left" w:pos="6975"/>
-        </w:tabs>
-        <w:rPr>
-          <w:rFonts w:ascii="Palatino Linotype" w:hAnsi="Palatino Linotype"/>
-          <w:sz w:val="21"/>
-          <w:szCs w:val="21"/>
-        </w:rPr>
-      </w:pPr>
-      <w:r>
-        <w:rPr>
-          <w:rFonts w:ascii="Palatino Linotype" w:hAnsi="Palatino Linotype"/>
-          <w:sz w:val="21"/>
-          <w:szCs w:val="21"/>
-        </w:rPr>
-        <w:t>Benef</w:t>
-      </w:r>
-      <w:r>
-        <w:rPr>
-          <w:rFonts w:ascii="Palatino Linotype" w:hAnsi="Palatino Linotype" w:cs="Palatino Linotype"/>
-          <w:sz w:val="21"/>
-          <w:szCs w:val="21"/>
-        </w:rPr>
-        <w:t>í</w:t>
-      </w:r>
-      <w:r>
-        <w:rPr>
-          <w:rFonts w:ascii="Palatino Linotype" w:hAnsi="Palatino Linotype"/>
-          <w:sz w:val="21"/>
-          <w:szCs w:val="21"/>
-        </w:rPr>
-        <w:t>cio por incapacidade</w:t>
-      </w:r>
-    </w:p>
-    <w:p>
-      <w:pPr>
         <w:tabs>
           <w:tab w:val="left" w:pos="6975"/>
         </w:tabs>
@@ -1546,6 +1429,71 @@
       </w:pPr>
       <w:r>
         <w:rPr>
+          <w:rFonts w:ascii="Segoe UI Symbol" w:hAnsi="Segoe UI Symbol" w:cs="Segoe UI Symbol"/>
+          <w:sz w:val="21"/>
+          <w:szCs w:val="21"/>
+        </w:rPr>
+        <w:t xml:space="preserve">({m_b2}) Aposentadoria por tempo de contribuição</w:t>
+      </w:r>
+    </w:p>
+    <w:p>
+      <w:pPr>
+        <w:pStyle w:val="PargrafodaLista"/>
+        <w:tabs>
+          <w:tab w:val="left" w:pos="6975"/>
+        </w:tabs>
+        <w:ind w:left="360"/>
+        <w:rPr>
+          <w:rFonts w:ascii="Palatino Linotype" w:hAnsi="Palatino Linotype"/>
+          <w:sz w:val="21"/>
+          <w:szCs w:val="21"/>
+        </w:rPr>
+      </w:pPr>
+      <w:r>
+        <w:rPr>
+          <w:rFonts w:ascii="Palatino Linotype" w:hAnsi="Palatino Linotype"/>
+          <w:sz w:val="21"/>
+          <w:szCs w:val="21"/>
+        </w:rPr>
+        <w:t xml:space="preserve">({m_b3}) Aposentadoria especial</w:t>
+      </w:r>
+    </w:p>
+    <w:p>
+      <w:pPr>
+        <w:pStyle w:val="PargrafodaLista"/>
+        <w:tabs>
+          <w:tab w:val="left" w:pos="6975"/>
+        </w:tabs>
+        <w:ind w:left="360"/>
+        <w:rPr>
+          <w:rFonts w:ascii="Palatino Linotype" w:hAnsi="Palatino Linotype"/>
+          <w:sz w:val="21"/>
+          <w:szCs w:val="21"/>
+        </w:rPr>
+      </w:pPr>
+      <w:r>
+        <w:rPr>
+          <w:rFonts w:ascii="Palatino Linotype" w:hAnsi="Palatino Linotype"/>
+          <w:sz w:val="21"/>
+          <w:szCs w:val="21"/>
+        </w:rPr>
+        <w:t xml:space="preserve">({m_b4}) Benefício por incapacidade</w:t>
+      </w:r>
+    </w:p>
+    <w:p>
+      <w:pPr>
+        <w:tabs>
+          <w:tab w:val="left" w:pos="6975"/>
+        </w:tabs>
+        <w:ind w:left="720"/>
+        <w:rPr>
+          <w:rFonts w:ascii="Palatino Linotype" w:hAnsi="Palatino Linotype"/>
+          <w:sz w:val="21"/>
+          <w:szCs w:val="21"/>
+        </w:rPr>
+      </w:pPr>
+      <w:r>
+        <w:rPr>
           <w:rFonts w:ascii="Palatino Linotype" w:hAnsi="Palatino Linotype"/>
           <w:sz w:val="21"/>
           <w:szCs w:val="21"/>
@@ -1556,152 +1504,6 @@
     <w:p>
       <w:pPr>
         <w:pStyle w:val="PargrafodaLista"/>
-        <w:numPr>
-          <w:ilvl w:val="0"/>
-          <w:numId w:val="1"/>
-        </w:numPr>
-        <w:tabs>
-          <w:tab w:val="left" w:pos="6975"/>
-        </w:tabs>
-        <w:rPr>
-          <w:rFonts w:ascii="Palatino Linotype" w:hAnsi="Palatino Linotype"/>
-          <w:sz w:val="21"/>
-          <w:szCs w:val="21"/>
-        </w:rPr>
-      </w:pPr>
-      <w:r>
-        <w:rPr>
-          <w:rFonts w:ascii="Palatino Linotype" w:hAnsi="Palatino Linotype"/>
-          <w:sz w:val="21"/>
-          <w:szCs w:val="21"/>
-        </w:rPr>
-        <w:t>Aux</w:t>
-      </w:r>
-      <w:r>
-        <w:rPr>
-          <w:rFonts w:ascii="Palatino Linotype" w:hAnsi="Palatino Linotype" w:cs="Palatino Linotype"/>
-          <w:sz w:val="21"/>
-          <w:szCs w:val="21"/>
-        </w:rPr>
-        <w:t>í</w:t>
-      </w:r>
-      <w:r>
-        <w:rPr>
-          <w:rFonts w:ascii="Palatino Linotype" w:hAnsi="Palatino Linotype"/>
-          <w:sz w:val="21"/>
-          <w:szCs w:val="21"/>
-        </w:rPr>
-        <w:t>lio-acidente</w:t>
-      </w:r>
-    </w:p>
-    <w:p>
-      <w:pPr>
-        <w:pStyle w:val="PargrafodaLista"/>
-        <w:numPr>
-          <w:ilvl w:val="0"/>
-          <w:numId w:val="1"/>
-        </w:numPr>
-        <w:tabs>
-          <w:tab w:val="left" w:pos="6975"/>
-        </w:tabs>
-        <w:rPr>
-          <w:rFonts w:ascii="Palatino Linotype" w:hAnsi="Palatino Linotype"/>
-          <w:sz w:val="21"/>
-          <w:szCs w:val="21"/>
-        </w:rPr>
-      </w:pPr>
-      <w:r>
-        <w:rPr>
-          <w:rFonts w:ascii="Palatino Linotype" w:hAnsi="Palatino Linotype"/>
-          <w:sz w:val="21"/>
-          <w:szCs w:val="21"/>
-        </w:rPr>
-        <w:t>Pens</w:t>
-      </w:r>
-      <w:r>
-        <w:rPr>
-          <w:rFonts w:ascii="Palatino Linotype" w:hAnsi="Palatino Linotype" w:cs="Palatino Linotype"/>
-          <w:sz w:val="21"/>
-          <w:szCs w:val="21"/>
-        </w:rPr>
-        <w:t>ã</w:t>
-      </w:r>
-      <w:r>
-        <w:rPr>
-          <w:rFonts w:ascii="Palatino Linotype" w:hAnsi="Palatino Linotype"/>
-          <w:sz w:val="21"/>
-          <w:szCs w:val="21"/>
-        </w:rPr>
-        <w:t>o por morte urbana ou rural</w:t>
-      </w:r>
-    </w:p>
-    <w:p>
-      <w:pPr>
-        <w:pStyle w:val="PargrafodaLista"/>
-        <w:numPr>
-          <w:ilvl w:val="0"/>
-          <w:numId w:val="1"/>
-        </w:numPr>
-        <w:tabs>
-          <w:tab w:val="left" w:pos="6975"/>
-        </w:tabs>
-        <w:rPr>
-          <w:rFonts w:ascii="Palatino Linotype" w:hAnsi="Palatino Linotype"/>
-          <w:sz w:val="21"/>
-          <w:szCs w:val="21"/>
-        </w:rPr>
-      </w:pPr>
-      <w:r>
-        <w:rPr>
-          <w:rFonts w:ascii="Segoe UI Symbol" w:hAnsi="Segoe UI Symbol" w:cs="Segoe UI Symbol"/>
-          <w:sz w:val="21"/>
-          <w:szCs w:val="21"/>
-        </w:rPr>
-        <w:t>B</w:t>
-      </w:r>
-      <w:r>
-        <w:rPr>
-          <w:rFonts w:ascii="Palatino Linotype" w:hAnsi="Palatino Linotype"/>
-          <w:sz w:val="21"/>
-          <w:szCs w:val="21"/>
-        </w:rPr>
-        <w:t>enef</w:t>
-      </w:r>
-      <w:r>
-        <w:rPr>
-          <w:rFonts w:ascii="Palatino Linotype" w:hAnsi="Palatino Linotype" w:cs="Palatino Linotype"/>
-          <w:sz w:val="21"/>
-          <w:szCs w:val="21"/>
-        </w:rPr>
-        <w:t>í</w:t>
-      </w:r>
-      <w:r>
-        <w:rPr>
-          <w:rFonts w:ascii="Palatino Linotype" w:hAnsi="Palatino Linotype"/>
-          <w:sz w:val="21"/>
-          <w:szCs w:val="21"/>
-        </w:rPr>
-        <w:t>cio presta</w:t>
-      </w:r>
-      <w:r>
-        <w:rPr>
-          <w:rFonts w:ascii="Palatino Linotype" w:hAnsi="Palatino Linotype" w:cs="Palatino Linotype"/>
-          <w:sz w:val="21"/>
-          <w:szCs w:val="21"/>
-        </w:rPr>
-        <w:t>çã</w:t>
-      </w:r>
-      <w:r>
-        <w:rPr>
-          <w:rFonts w:ascii="Palatino Linotype" w:hAnsi="Palatino Linotype"/>
-          <w:sz w:val="21"/>
-          <w:szCs w:val="21"/>
-        </w:rPr>
-        <w:t>o continuada</w:t>
-      </w:r>
-    </w:p>
-    <w:p>
-      <w:pPr>
         <w:tabs>
           <w:tab w:val="left" w:pos="6975"/>
         </w:tabs>
@@ -1718,19 +1520,81 @@
           <w:sz w:val="21"/>
           <w:szCs w:val="21"/>
         </w:rPr>
+        <w:t xml:space="preserve">({m_b5}) Auxílio-acidente</w:t>
+      </w:r>
+    </w:p>
+    <w:p>
+      <w:pPr>
+        <w:pStyle w:val="PargrafodaLista"/>
+        <w:tabs>
+          <w:tab w:val="left" w:pos="6975"/>
+        </w:tabs>
+        <w:ind w:left="360"/>
+        <w:rPr>
+          <w:rFonts w:ascii="Palatino Linotype" w:hAnsi="Palatino Linotype"/>
+          <w:sz w:val="21"/>
+          <w:szCs w:val="21"/>
+        </w:rPr>
+      </w:pPr>
+      <w:r>
+        <w:rPr>
+          <w:rFonts w:ascii="Palatino Linotype" w:hAnsi="Palatino Linotype"/>
+          <w:sz w:val="21"/>
+          <w:szCs w:val="21"/>
+        </w:rPr>
+        <w:t xml:space="preserve">({m_b6}) Pensão por morte urbana ou rural</w:t>
+      </w:r>
+    </w:p>
+    <w:p>
+      <w:pPr>
+        <w:pStyle w:val="PargrafodaLista"/>
+        <w:tabs>
+          <w:tab w:val="left" w:pos="6975"/>
+        </w:tabs>
+        <w:ind w:left="360"/>
+        <w:rPr>
+          <w:rFonts w:ascii="Palatino Linotype" w:hAnsi="Palatino Linotype"/>
+          <w:sz w:val="21"/>
+          <w:szCs w:val="21"/>
+        </w:rPr>
+      </w:pPr>
+      <w:r>
+        <w:rPr>
+          <w:rFonts w:ascii="Segoe UI Symbol" w:hAnsi="Segoe UI Symbol" w:cs="Segoe UI Symbol"/>
+          <w:sz w:val="21"/>
+          <w:szCs w:val="21"/>
+        </w:rPr>
+        <w:t xml:space="preserve">({m_b7}) Benefício prestação continuada</w:t>
+      </w:r>
+    </w:p>
+    <w:p>
+      <w:pPr>
+        <w:tabs>
+          <w:tab w:val="left" w:pos="6975"/>
+        </w:tabs>
+        <w:ind w:left="720"/>
+        <w:rPr>
+          <w:rFonts w:ascii="Palatino Linotype" w:hAnsi="Palatino Linotype"/>
+          <w:sz w:val="21"/>
+          <w:szCs w:val="21"/>
+        </w:rPr>
+      </w:pPr>
+      <w:r>
+        <w:rPr>
+          <w:rFonts w:ascii="Palatino Linotype" w:hAnsi="Palatino Linotype"/>
+          <w:sz w:val="21"/>
+          <w:szCs w:val="21"/>
+        </w:rPr>
         <w:t xml:space="preserve">({u_idoso}) idoso ({u_pcd}) PCD</w:t>
       </w:r>
     </w:p>
     <w:p>
       <w:pPr>
         <w:pStyle w:val="PargrafodaLista"/>
-        <w:numPr>
-          <w:ilvl w:val="0"/>
-          <w:numId w:val="1"/>
-        </w:numPr>
         <w:tabs>
           <w:tab w:val="left" w:pos="6975"/>
         </w:tabs>
+        <w:ind w:left="360"/>
         <w:rPr>
           <w:rFonts w:ascii="Palatino Linotype" w:hAnsi="Palatino Linotype"/>
           <w:sz w:val="21"/>
@@ -1743,19 +1607,16 @@
           <w:sz w:val="21"/>
           <w:szCs w:val="21"/>
         </w:rPr>
-        <w:t>Atualização de dados cadastrais</w:t>
+        <w:t xml:space="preserve">({m_b8}) Atualização de dados cadastrais</w:t>
       </w:r>
     </w:p>
     <w:p>
       <w:pPr>
         <w:pStyle w:val="PargrafodaLista"/>
-        <w:numPr>
-          <w:ilvl w:val="0"/>
-          <w:numId w:val="1"/>
-        </w:numPr>
         <w:tabs>
           <w:tab w:val="left" w:pos="6975"/>
         </w:tabs>
+        <w:ind w:left="360"/>
         <w:rPr>
           <w:rFonts w:ascii="Palatino Linotype" w:hAnsi="Palatino Linotype"/>
           <w:sz w:val="21"/>
@@ -1768,43 +1629,16 @@
           <w:sz w:val="21"/>
           <w:szCs w:val="21"/>
         </w:rPr>
-        <w:t>S</w:t>
-      </w:r>
-      <w:r>
-        <w:rPr>
-          <w:rFonts w:ascii="Palatino Linotype" w:hAnsi="Palatino Linotype"/>
-          <w:sz w:val="21"/>
-          <w:szCs w:val="21"/>
-        </w:rPr>
-        <w:t>al</w:t>
-      </w:r>
-      <w:r>
-        <w:rPr>
-          <w:rFonts w:ascii="Palatino Linotype" w:hAnsi="Palatino Linotype" w:cs="Palatino Linotype"/>
-          <w:sz w:val="21"/>
-          <w:szCs w:val="21"/>
-        </w:rPr>
-        <w:t>á</w:t>
-      </w:r>
-      <w:r>
-        <w:rPr>
-          <w:rFonts w:ascii="Palatino Linotype" w:hAnsi="Palatino Linotype"/>
-          <w:sz w:val="21"/>
-          <w:szCs w:val="21"/>
-        </w:rPr>
-        <w:t>rio maternidade</w:t>
+        <w:t xml:space="preserve">({m_b9}) Salário maternidade</w:t>
       </w:r>
     </w:p>
     <w:p>
       <w:pPr>
         <w:pStyle w:val="PargrafodaLista"/>
-        <w:numPr>
-          <w:ilvl w:val="0"/>
-          <w:numId w:val="1"/>
-        </w:numPr>
         <w:tabs>
           <w:tab w:val="left" w:pos="6975"/>
         </w:tabs>
+        <w:ind w:left="360"/>
         <w:rPr>
           <w:rFonts w:ascii="Palatino Linotype" w:hAnsi="Palatino Linotype"/>
           <w:sz w:val="21"/>
@@ -1817,19 +1651,16 @@
           <w:sz w:val="21"/>
           <w:szCs w:val="21"/>
         </w:rPr>
-        <w:t>Requerimento de acerto de CNIS</w:t>
+        <w:t xml:space="preserve">({m_b10}) Requerimento de acerto de CNIS</w:t>
       </w:r>
     </w:p>
     <w:p>
       <w:pPr>
         <w:pStyle w:val="PargrafodaLista"/>
-        <w:numPr>
-          <w:ilvl w:val="0"/>
-          <w:numId w:val="1"/>
-        </w:numPr>
         <w:tabs>
           <w:tab w:val="left" w:pos="6975"/>
         </w:tabs>
+        <w:ind w:left="360"/>
         <w:rPr>
           <w:rFonts w:ascii="Palatino Linotype" w:hAnsi="Palatino Linotype"/>
           <w:sz w:val="21"/>
@@ -1842,19 +1673,16 @@
           <w:sz w:val="21"/>
           <w:szCs w:val="21"/>
         </w:rPr>
-        <w:t>Acréscimo de 25%</w:t>
+        <w:t xml:space="preserve">({m_b11}) Acréscimo de 25%</w:t>
       </w:r>
     </w:p>
     <w:p>
       <w:pPr>
         <w:pStyle w:val="PargrafodaLista"/>
-        <w:numPr>
-          <w:ilvl w:val="0"/>
-          <w:numId w:val="1"/>
-        </w:numPr>
         <w:tabs>
           <w:tab w:val="left" w:pos="6975"/>
         </w:tabs>
+        <w:ind w:left="360"/>
         <w:rPr>
           <w:rFonts w:ascii="Palatino Linotype" w:hAnsi="Palatino Linotype"/>
           <w:sz w:val="21"/>
@@ -1867,7 +1695,7 @@
           <w:sz w:val="21"/>
           <w:szCs w:val="21"/>
         </w:rPr>
-        <w:t>Requerimentos em geral</w:t>
+        <w:t xml:space="preserve">({m_b12}) Requerimentos em geral</w:t>
       </w:r>
     </w:p>
     <w:p>
@@ -2827,7 +2655,7 @@
     <w:lvl w:ilvl="0" w:tplc="04160003">
       <w:start w:val="1"/>
       <w:numFmt w:val="bullet"/>
-      <w:lvlText w:val="X"/>
+      <w:lvlText w:val="o"/>
       <w:lvlJc w:val="left"/>
       <w:pPr>
         <w:ind w:left="720" w:hanging="360"/>
